--- a/OT Hardware - Workpackage Template.docx
+++ b/OT Hardware - Workpackage Template.docx
@@ -4274,123 +4274,194 @@
     </w:p>
     <w:p>
       <w:pPr>
-        <w:spacing w:after="0" w:line="240" w:lineRule="auto"/>
-        <w:rPr>
-          <w:rFonts w:ascii="Maersk Text" w:hAnsi="Maersk Text" w:eastAsia="Times New Roman" w:cs="Times New Roman"/>
-          <w:sz w:val="20"/>
-          <w:szCs w:val="20"/>
-          <w:lang w:eastAsia="en-US"/>
-        </w:rPr>
-      </w:pPr>
+        <w:pStyle w:val="Heading3"/>
+      </w:pPr>
+      <w:r>
+        <w:t>4.1 MS1.3 – Provision of Design &amp; Procurement</w:t>
+      </w:r>
     </w:p>
     <w:p>
       <w:pPr>
         <w:pStyle w:val="ListParagraph"/>
-        <w:rPr>
-          <w:lang w:eastAsia="en-US"/>
-        </w:rPr>
-      </w:pPr>
-      <w:r>
-        <w:rPr>
-          <w:lang w:eastAsia="en-US"/>
-        </w:rPr>
-        <w:t>Provision and installation of all OT hardware according to requirements</w:t>
+      </w:pPr>
+      <w:r>
+        <w:t>Procurement, design and delivery of all equipment as defined in Sections 1–3</w:t>
       </w:r>
     </w:p>
     <w:p>
       <w:pPr>
         <w:pStyle w:val="ListParagraph"/>
-        <w:rPr>
-          <w:lang w:eastAsia="en-US"/>
-        </w:rPr>
-      </w:pPr>
-      <w:r>
-        <w:rPr>
-          <w:lang w:eastAsia="en-US"/>
-        </w:rPr>
-        <w:t>Configuration of RF scanners, printers, mobile printers, tablets, and hand scanners</w:t>
+      </w:pPr>
+      <w:r>
+        <w:t>Physical installation of equipment in designated locations</w:t>
       </w:r>
     </w:p>
     <w:p>
       <w:pPr>
         <w:pStyle w:val="ListParagraph"/>
-        <w:rPr>
-          <w:lang w:eastAsia="en-US"/>
-        </w:rPr>
-      </w:pPr>
-      <w:r>
-        <w:rPr>
-          <w:lang w:eastAsia="en-US"/>
-        </w:rPr>
-        <w:t xml:space="preserve">Setup of scanning profiles and </w:t>
-      </w:r>
-      <w:r>
-        <w:rPr>
-          <w:lang w:eastAsia="en-US"/>
-        </w:rPr>
-        <w:t>symbology</w:t>
-      </w:r>
-      <w:r>
-        <w:rPr>
-          <w:lang w:eastAsia="en-US"/>
-        </w:rPr>
-        <w:t xml:space="preserve"> provided by TCO</w:t>
+      </w:pPr>
+      <w:r>
+        <w:t>Installation of accessories and peripherals as required</w:t>
+      </w:r>
+    </w:p>
+    <w:p>
+      <w:pPr>
+        <w:pStyle w:val="Heading3"/>
+      </w:pPr>
+      <w:r>
+        <w:t>4.2 MS2 – FAT (Factory Acceptance Testing)</w:t>
       </w:r>
     </w:p>
     <w:p>
       <w:pPr>
         <w:pStyle w:val="ListParagraph"/>
-        <w:rPr>
-          <w:lang w:eastAsia="en-US"/>
-        </w:rPr>
-      </w:pPr>
-      <w:r>
-        <w:rPr>
-          <w:lang w:eastAsia="en-US"/>
-        </w:rPr>
-        <w:t>Connectivity testing (WiFi/Ethernet/USB)</w:t>
+      </w:pPr>
+      <w:r>
+        <w:t>Factory acceptance testing and verification of all hardware prior to site delivery</w:t>
       </w:r>
     </w:p>
     <w:p>
       <w:pPr>
         <w:pStyle w:val="ListParagraph"/>
-        <w:rPr>
-          <w:lang w:eastAsia="en-US"/>
-        </w:rPr>
-      </w:pPr>
-      <w:r>
-        <w:rPr>
-          <w:lang w:eastAsia="en-US"/>
-        </w:rPr>
-        <w:t>Validation with WMS/TMS applications</w:t>
+      </w:pPr>
+      <w:r>
+        <w:t>Pre-staging and configuration of equipment as per technical requirements</w:t>
       </w:r>
     </w:p>
     <w:p>
       <w:pPr>
         <w:pStyle w:val="ListParagraph"/>
-        <w:rPr>
-          <w:lang w:eastAsia="en-US"/>
-        </w:rPr>
-      </w:pPr>
-      <w:r>
-        <w:rPr>
-          <w:lang w:eastAsia="en-US"/>
-        </w:rPr>
-        <w:t>Documentation: serial numbers, asset mapping, station/device assignment</w:t>
+      </w:pPr>
+      <w:r>
+        <w:t>Confirmation of full Bill of Materials receipt and manufacturer warranty coverage</w:t>
+      </w:r>
+    </w:p>
+    <w:p>
+      <w:pPr>
+        <w:pStyle w:val="Heading3"/>
+      </w:pPr>
+      <w:r>
+        <w:t>4.3 MS3 – SAT (Site Acceptance Testing &amp; Commissioning)</w:t>
       </w:r>
     </w:p>
     <w:p>
       <w:pPr>
         <w:pStyle w:val="ListParagraph"/>
-        <w:rPr>
-          <w:lang w:eastAsia="en-US"/>
-        </w:rPr>
-      </w:pPr>
-      <w:r>
-        <w:rPr>
-          <w:lang w:eastAsia="en-US"/>
-        </w:rPr>
-        <w:t>Handover to warehouse management and operations</w:t>
+      </w:pPr>
+      <w:r>
+        <w:t>Physical installation and commissioning of all equipment on site</w:t>
+      </w:r>
+    </w:p>
+    <w:p>
+      <w:pPr>
+        <w:pStyle w:val="ListParagraph"/>
+      </w:pPr>
+      <w:r>
+        <w:t>Connectivity and integration testing (network, power, and application layer)</w:t>
+      </w:r>
+    </w:p>
+    <w:p>
+      <w:pPr>
+        <w:pStyle w:val="ListParagraph"/>
+      </w:pPr>
+      <w:r>
+        <w:t>Validation that all delivered equipment meets Section 3 requirements</w:t>
+      </w:r>
+    </w:p>
+    <w:p>
+      <w:pPr>
+        <w:pStyle w:val="ListParagraph"/>
+      </w:pPr>
+      <w:r>
+        <w:t>All equipment must be validated and ready for operational use prior to Go-Live</w:t>
+      </w:r>
+    </w:p>
+    <w:p>
+      <w:pPr>
+        <w:pStyle w:val="Heading3"/>
+      </w:pPr>
+      <w:r>
+        <w:t>4.4 MS4 – UAT (User Acceptance Testing)</w:t>
+      </w:r>
+    </w:p>
+    <w:p>
+      <w:pPr>
+        <w:pStyle w:val="ListParagraph"/>
+      </w:pPr>
+      <w:r>
+        <w:t>Operations user acceptance testing</w:t>
+      </w:r>
+    </w:p>
+    <w:p>
+      <w:pPr>
+        <w:pStyle w:val="ListParagraph"/>
+      </w:pPr>
+      <w:r>
+        <w:t>Asset inventory including: Device type, Model, Serial number</w:t>
+      </w:r>
+    </w:p>
+    <w:p>
+      <w:pPr>
+        <w:pStyle w:val="ListParagraph"/>
+      </w:pPr>
+      <w:r>
+        <w:t>Mapping of devices to: Users, Stations, Rooms or operational areas</w:t>
+      </w:r>
+    </w:p>
+    <w:p>
+      <w:pPr>
+        <w:pStyle w:val="ListParagraph"/>
+      </w:pPr>
+      <w:r>
+        <w:t>Handover of equipment to site management and operations team</w:t>
+      </w:r>
+    </w:p>
+    <w:p>
+      <w:pPr>
+        <w:pStyle w:val="ListParagraph"/>
+      </w:pPr>
+      <w:r>
+        <w:t>Provision of support and escalation contacts</w:t>
+      </w:r>
+    </w:p>
+    <w:p>
+      <w:pPr>
+        <w:pStyle w:val="Heading3"/>
+      </w:pPr>
+      <w:r>
+        <w:t>4.5 MS5 – Hypercare &amp; Project Closure</w:t>
+      </w:r>
+    </w:p>
+    <w:p>
+      <w:pPr>
+        <w:pStyle w:val="ListParagraph"/>
+      </w:pPr>
+      <w:r>
+        <w:t>Hypercare support during initial operational period</w:t>
+      </w:r>
+    </w:p>
+    <w:p>
+      <w:pPr>
+        <w:pStyle w:val="ListParagraph"/>
+      </w:pPr>
+      <w:r>
+        <w:t>Confirm NOC monitoring and SLA reports (where applicable)</w:t>
+      </w:r>
+    </w:p>
+    <w:p>
+      <w:pPr>
+        <w:pStyle w:val="ListParagraph"/>
+      </w:pPr>
+      <w:r>
+        <w:t>Validate all documentation required for handover to support is complete</w:t>
+      </w:r>
+    </w:p>
+    <w:p>
+      <w:pPr>
+        <w:pStyle w:val="ListParagraph"/>
+      </w:pPr>
+      <w:r>
+        <w:t>Final project acceptance sign-off and closure</w:t>
       </w:r>
     </w:p>
     <w:sectPr>
